--- a/Doc/SRS/prompt.docx
+++ b/Doc/SRS/prompt.docx
@@ -33,19 +33,11 @@
       <w:r>
         <w:t xml:space="preserve"> </w:t>
       </w:r>
-      <w:proofErr w:type="spellStart"/>
       <w:r>
         <w:rPr>
           <w:highlight w:val="yellow"/>
         </w:rPr>
-        <w:t>TripEase</w:t>
-      </w:r>
-      <w:proofErr w:type="spellEnd"/>
-      <w:r>
-        <w:rPr>
-          <w:highlight w:val="yellow"/>
-        </w:rPr>
-        <w:t xml:space="preserve"> – Smart Trip Management System</w:t>
+        <w:t>TripEase – Smart Trip Management System</w:t>
       </w:r>
     </w:p>
     <w:p>
@@ -191,7 +183,13 @@
     </w:p>
     <w:p>
       <w:r>
-        <w:t>Provide me the SRS in a pdf.</w:t>
+        <w:t xml:space="preserve">Provide me the SRS in a </w:t>
+      </w:r>
+      <w:r>
+        <w:t>word file</w:t>
+      </w:r>
+      <w:r>
+        <w:t>.</w:t>
       </w:r>
       <w:r>
         <w:t xml:space="preserve"> Use </w:t>
@@ -203,15 +201,7 @@
         <w:t>green</w:t>
       </w:r>
       <w:r>
-        <w:t xml:space="preserve"> </w:t>
-      </w:r>
-      <w:proofErr w:type="spellStart"/>
-      <w:r>
-        <w:t>color</w:t>
-      </w:r>
-      <w:proofErr w:type="spellEnd"/>
-      <w:r>
-        <w:t xml:space="preserve"> as Theme for SRS Document.</w:t>
+        <w:t xml:space="preserve"> color as Theme for SRS Document.</w:t>
       </w:r>
     </w:p>
     <w:p/>

--- a/Doc/SRS/prompt.docx
+++ b/Doc/SRS/prompt.docx
@@ -19,7 +19,10 @@
     </w:p>
     <w:p>
       <w:r>
-        <w:t>I am developing a college software project titled:</w:t>
+        <w:t>I am developing a college software project</w:t>
+      </w:r>
+      <w:r>
+        <w:t>.</w:t>
       </w:r>
     </w:p>
     <w:p>
@@ -33,11 +36,19 @@
       <w:r>
         <w:t xml:space="preserve"> </w:t>
       </w:r>
+      <w:proofErr w:type="spellStart"/>
       <w:r>
         <w:rPr>
           <w:highlight w:val="yellow"/>
         </w:rPr>
-        <w:t>TripEase – Smart Trip Management System</w:t>
+        <w:t>TripEase</w:t>
+      </w:r>
+      <w:proofErr w:type="spellEnd"/>
+      <w:r>
+        <w:rPr>
+          <w:highlight w:val="yellow"/>
+        </w:rPr>
+        <w:t xml:space="preserve"> – Smart Trip Management System</w:t>
       </w:r>
     </w:p>
     <w:p>
@@ -195,13 +206,18 @@
         <w:t xml:space="preserve"> Use </w:t>
       </w:r>
       <w:r>
-        <w:rPr>
-          <w:highlight w:val="yellow"/>
-        </w:rPr>
-        <w:t>green</w:t>
-      </w:r>
-      <w:r>
-        <w:t xml:space="preserve"> color as Theme for SRS Document.</w:t>
+        <w:t>shades of black and white</w:t>
+      </w:r>
+      <w:r>
+        <w:t xml:space="preserve"> </w:t>
+      </w:r>
+      <w:proofErr w:type="spellStart"/>
+      <w:r>
+        <w:t>color</w:t>
+      </w:r>
+      <w:proofErr w:type="spellEnd"/>
+      <w:r>
+        <w:t xml:space="preserve"> as Theme for SRS Document.</w:t>
       </w:r>
     </w:p>
     <w:p/>
